--- a/revised-april-2026/BWP_Privacy_Policy_(v.04.2026).docx
+++ b/revised-april-2026/BWP_Privacy_Policy_(v.04.2026).docx
@@ -28,6 +28,8 @@
     </w:p>
     <w:p>
       <w:pPr>
+        <w:keepNext/>
+        <w:keepLines/>
         <w:spacing w:after="200" w:before="480" w:line="276" w:lineRule="auto"/>
         <w:jc w:val="center"/>
       </w:pPr>
@@ -45,6 +47,8 @@
     </w:p>
     <w:p>
       <w:pPr>
+        <w:keepNext/>
+        <w:keepLines/>
         <w:spacing w:after="160" w:before="160" w:line="276" w:lineRule="auto"/>
         <w:jc w:val="center"/>
       </w:pPr>
@@ -175,6 +179,8 @@
     </w:p>
     <w:p>
       <w:pPr>
+        <w:keepNext/>
+        <w:keepLines/>
         <w:pBdr>
           <w:bottom w:val="single" w:color="1B3A5C" w:sz="4" w:space="4"/>
         </w:pBdr>
@@ -213,6 +219,8 @@
     </w:p>
     <w:p>
       <w:pPr>
+        <w:keepNext/>
+        <w:keepLines/>
         <w:spacing w:after="120" w:before="280" w:line="276" w:lineRule="auto"/>
       </w:pPr>
       <w:r>
@@ -284,6 +292,8 @@
     </w:p>
     <w:p>
       <w:pPr>
+        <w:keepNext/>
+        <w:keepLines/>
         <w:spacing w:after="120" w:before="280" w:line="276" w:lineRule="auto"/>
       </w:pPr>
       <w:r>
@@ -373,6 +383,8 @@
     </w:p>
     <w:p>
       <w:pPr>
+        <w:keepNext/>
+        <w:keepLines/>
         <w:spacing w:after="120" w:before="280" w:line="276" w:lineRule="auto"/>
       </w:pPr>
       <w:r>
@@ -427,6 +439,8 @@
     </w:p>
     <w:p>
       <w:pPr>
+        <w:keepNext/>
+        <w:keepLines/>
         <w:spacing w:after="120" w:before="280" w:line="276" w:lineRule="auto"/>
       </w:pPr>
       <w:r>
@@ -462,6 +476,8 @@
     </w:p>
     <w:p>
       <w:pPr>
+        <w:keepNext/>
+        <w:keepLines/>
         <w:spacing w:after="120" w:before="280" w:line="276" w:lineRule="auto"/>
       </w:pPr>
       <w:r>
@@ -497,6 +513,8 @@
     </w:p>
     <w:p>
       <w:pPr>
+        <w:keepNext/>
+        <w:keepLines/>
         <w:pBdr>
           <w:bottom w:val="single" w:color="1B3A5C" w:sz="4" w:space="4"/>
         </w:pBdr>
@@ -535,6 +553,8 @@
     </w:p>
     <w:p>
       <w:pPr>
+        <w:keepNext/>
+        <w:keepLines/>
         <w:spacing w:after="120" w:before="280" w:line="276" w:lineRule="auto"/>
       </w:pPr>
       <w:r>
@@ -570,6 +590,8 @@
     </w:p>
     <w:p>
       <w:pPr>
+        <w:keepNext/>
+        <w:keepLines/>
         <w:spacing w:after="120" w:before="280" w:line="276" w:lineRule="auto"/>
       </w:pPr>
       <w:r>
@@ -695,6 +717,8 @@
     </w:p>
     <w:p>
       <w:pPr>
+        <w:keepNext/>
+        <w:keepLines/>
         <w:spacing w:after="120" w:before="280" w:line="276" w:lineRule="auto"/>
       </w:pPr>
       <w:r>
@@ -730,6 +754,8 @@
     </w:p>
     <w:p>
       <w:pPr>
+        <w:keepNext/>
+        <w:keepLines/>
         <w:spacing w:after="120" w:before="280" w:line="276" w:lineRule="auto"/>
       </w:pPr>
       <w:r>
@@ -784,6 +810,8 @@
     </w:p>
     <w:p>
       <w:pPr>
+        <w:keepNext/>
+        <w:keepLines/>
         <w:pBdr>
           <w:bottom w:val="single" w:color="1B3A5C" w:sz="4" w:space="4"/>
         </w:pBdr>
@@ -841,6 +869,8 @@
     </w:p>
     <w:p>
       <w:pPr>
+        <w:keepNext/>
+        <w:keepLines/>
         <w:pBdr>
           <w:bottom w:val="single" w:color="1B3A5C" w:sz="4" w:space="4"/>
         </w:pBdr>
@@ -879,6 +909,8 @@
     </w:p>
     <w:p>
       <w:pPr>
+        <w:keepNext/>
+        <w:keepLines/>
         <w:pBdr>
           <w:bottom w:val="single" w:color="1B3A5C" w:sz="4" w:space="4"/>
         </w:pBdr>
@@ -1273,6 +1305,10 @@
   </w:style>
   <w:style w:type="paragraph" w:styleId="Heading1">
     <w:name w:val="Heading 1"/>
+    <w:pPr>
+      <w:keepNext/>
+      <w:keepLines/>
+    </w:pPr>
     <w:basedOn w:val="Normal"/>
     <w:next w:val="Normal"/>
     <w:qFormat/>
@@ -1284,6 +1320,10 @@
   </w:style>
   <w:style w:type="paragraph" w:styleId="Heading2">
     <w:name w:val="Heading 2"/>
+    <w:pPr>
+      <w:keepNext/>
+      <w:keepLines/>
+    </w:pPr>
     <w:basedOn w:val="Normal"/>
     <w:next w:val="Normal"/>
     <w:qFormat/>
@@ -1295,6 +1335,10 @@
   </w:style>
   <w:style w:type="paragraph" w:styleId="Heading3">
     <w:name w:val="Heading 3"/>
+    <w:pPr>
+      <w:keepNext/>
+      <w:keepLines/>
+    </w:pPr>
     <w:basedOn w:val="Normal"/>
     <w:next w:val="Normal"/>
     <w:qFormat/>

--- a/revised-april-2026/BWP_Privacy_Policy_(v.04.2026).docx
+++ b/revised-april-2026/BWP_Privacy_Policy_(v.04.2026).docx
@@ -28,8 +28,6 @@
     </w:p>
     <w:p>
       <w:pPr>
-        <w:keepNext/>
-        <w:keepLines/>
         <w:spacing w:after="200" w:before="480" w:line="276" w:lineRule="auto"/>
         <w:jc w:val="center"/>
       </w:pPr>
@@ -47,8 +45,6 @@
     </w:p>
     <w:p>
       <w:pPr>
-        <w:keepNext/>
-        <w:keepLines/>
         <w:spacing w:after="160" w:before="160" w:line="276" w:lineRule="auto"/>
         <w:jc w:val="center"/>
       </w:pPr>
@@ -179,12 +175,13 @@
     </w:p>
     <w:p>
       <w:pPr>
+        <w:pStyle w:val="Heading1"/>
         <w:keepNext/>
         <w:keepLines/>
         <w:pBdr>
           <w:bottom w:val="single" w:color="1B3A5C" w:sz="4" w:space="4"/>
         </w:pBdr>
-        <w:spacing w:after="160" w:before="360" w:line="276" w:lineRule="auto"/>
+        <w:spacing w:after="120" w:before="240" w:line="276" w:lineRule="auto"/>
       </w:pPr>
       <w:r>
         <w:rPr>
@@ -219,9 +216,10 @@
     </w:p>
     <w:p>
       <w:pPr>
+        <w:pStyle w:val="Heading2"/>
         <w:keepNext/>
         <w:keepLines/>
-        <w:spacing w:after="120" w:before="280" w:line="276" w:lineRule="auto"/>
+        <w:spacing w:after="100" w:before="200" w:line="276" w:lineRule="auto"/>
       </w:pPr>
       <w:r>
         <w:rPr>
@@ -292,9 +290,10 @@
     </w:p>
     <w:p>
       <w:pPr>
+        <w:pStyle w:val="Heading2"/>
         <w:keepNext/>
         <w:keepLines/>
-        <w:spacing w:after="120" w:before="280" w:line="276" w:lineRule="auto"/>
+        <w:spacing w:after="100" w:before="200" w:line="276" w:lineRule="auto"/>
       </w:pPr>
       <w:r>
         <w:rPr>
@@ -383,9 +382,10 @@
     </w:p>
     <w:p>
       <w:pPr>
+        <w:pStyle w:val="Heading2"/>
         <w:keepNext/>
         <w:keepLines/>
-        <w:spacing w:after="120" w:before="280" w:line="276" w:lineRule="auto"/>
+        <w:spacing w:after="100" w:before="200" w:line="276" w:lineRule="auto"/>
       </w:pPr>
       <w:r>
         <w:rPr>
@@ -439,9 +439,10 @@
     </w:p>
     <w:p>
       <w:pPr>
+        <w:pStyle w:val="Heading2"/>
         <w:keepNext/>
         <w:keepLines/>
-        <w:spacing w:after="120" w:before="280" w:line="276" w:lineRule="auto"/>
+        <w:spacing w:after="100" w:before="200" w:line="276" w:lineRule="auto"/>
       </w:pPr>
       <w:r>
         <w:rPr>
@@ -476,9 +477,10 @@
     </w:p>
     <w:p>
       <w:pPr>
+        <w:pStyle w:val="Heading2"/>
         <w:keepNext/>
         <w:keepLines/>
-        <w:spacing w:after="120" w:before="280" w:line="276" w:lineRule="auto"/>
+        <w:spacing w:after="100" w:before="200" w:line="276" w:lineRule="auto"/>
       </w:pPr>
       <w:r>
         <w:rPr>
@@ -513,12 +515,13 @@
     </w:p>
     <w:p>
       <w:pPr>
+        <w:pStyle w:val="Heading1"/>
         <w:keepNext/>
         <w:keepLines/>
         <w:pBdr>
           <w:bottom w:val="single" w:color="1B3A5C" w:sz="4" w:space="4"/>
         </w:pBdr>
-        <w:spacing w:after="160" w:before="360" w:line="276" w:lineRule="auto"/>
+        <w:spacing w:after="120" w:before="240" w:line="276" w:lineRule="auto"/>
       </w:pPr>
       <w:r>
         <w:rPr>
@@ -553,9 +556,10 @@
     </w:p>
     <w:p>
       <w:pPr>
+        <w:pStyle w:val="Heading2"/>
         <w:keepNext/>
         <w:keepLines/>
-        <w:spacing w:after="120" w:before="280" w:line="276" w:lineRule="auto"/>
+        <w:spacing w:after="100" w:before="200" w:line="276" w:lineRule="auto"/>
       </w:pPr>
       <w:r>
         <w:rPr>
@@ -590,9 +594,10 @@
     </w:p>
     <w:p>
       <w:pPr>
+        <w:pStyle w:val="Heading2"/>
         <w:keepNext/>
         <w:keepLines/>
-        <w:spacing w:after="120" w:before="280" w:line="276" w:lineRule="auto"/>
+        <w:spacing w:after="100" w:before="200" w:line="276" w:lineRule="auto"/>
       </w:pPr>
       <w:r>
         <w:rPr>
@@ -717,9 +722,10 @@
     </w:p>
     <w:p>
       <w:pPr>
+        <w:pStyle w:val="Heading2"/>
         <w:keepNext/>
         <w:keepLines/>
-        <w:spacing w:after="120" w:before="280" w:line="276" w:lineRule="auto"/>
+        <w:spacing w:after="100" w:before="200" w:line="276" w:lineRule="auto"/>
       </w:pPr>
       <w:r>
         <w:rPr>
@@ -754,9 +760,10 @@
     </w:p>
     <w:p>
       <w:pPr>
+        <w:pStyle w:val="Heading2"/>
         <w:keepNext/>
         <w:keepLines/>
-        <w:spacing w:after="120" w:before="280" w:line="276" w:lineRule="auto"/>
+        <w:spacing w:after="100" w:before="200" w:line="276" w:lineRule="auto"/>
       </w:pPr>
       <w:r>
         <w:rPr>
@@ -810,12 +817,13 @@
     </w:p>
     <w:p>
       <w:pPr>
+        <w:pStyle w:val="Heading1"/>
         <w:keepNext/>
         <w:keepLines/>
         <w:pBdr>
           <w:bottom w:val="single" w:color="1B3A5C" w:sz="4" w:space="4"/>
         </w:pBdr>
-        <w:spacing w:after="160" w:before="360" w:line="276" w:lineRule="auto"/>
+        <w:spacing w:after="120" w:before="240" w:line="276" w:lineRule="auto"/>
       </w:pPr>
       <w:r>
         <w:rPr>
@@ -869,12 +877,13 @@
     </w:p>
     <w:p>
       <w:pPr>
+        <w:pStyle w:val="Heading1"/>
         <w:keepNext/>
         <w:keepLines/>
         <w:pBdr>
           <w:bottom w:val="single" w:color="1B3A5C" w:sz="4" w:space="4"/>
         </w:pBdr>
-        <w:spacing w:after="160" w:before="360" w:line="276" w:lineRule="auto"/>
+        <w:spacing w:after="120" w:before="240" w:line="276" w:lineRule="auto"/>
       </w:pPr>
       <w:r>
         <w:rPr>
@@ -909,12 +918,13 @@
     </w:p>
     <w:p>
       <w:pPr>
+        <w:pStyle w:val="Heading1"/>
         <w:keepNext/>
         <w:keepLines/>
         <w:pBdr>
           <w:bottom w:val="single" w:color="1B3A5C" w:sz="4" w:space="4"/>
         </w:pBdr>
-        <w:spacing w:after="160" w:before="360" w:line="276" w:lineRule="auto"/>
+        <w:spacing w:after="120" w:before="240" w:line="276" w:lineRule="auto"/>
       </w:pPr>
       <w:r>
         <w:rPr>
@@ -1290,7 +1300,13 @@
 <file path=word/styles.xml><?xml version="1.0" encoding="utf-8"?>
 <w:styles xmlns:mc="http://schemas.openxmlformats.org/markup-compatibility/2006" xmlns:r="http://schemas.openxmlformats.org/officeDocument/2006/relationships" xmlns:w="http://schemas.openxmlformats.org/wordprocessingml/2006/main" xmlns:w14="http://schemas.microsoft.com/office/word/2010/wordml" xmlns:w15="http://schemas.microsoft.com/office/word/2012/wordml" mc:Ignorable="w14 w15">
   <w:docDefaults>
-    <w:rPrDefault/>
+    <w:rPrDefault>
+      <w:rPr>
+        <w:rFonts w:ascii="Arial" w:cs="Arial" w:eastAsia="Arial" w:hAnsi="Arial"/>
+        <w:sz w:val="24"/>
+        <w:szCs w:val="24"/>
+      </w:rPr>
+    </w:rPrDefault>
     <w:pPrDefault/>
   </w:docDefaults>
   <w:style w:type="paragraph" w:styleId="Title">
@@ -1305,10 +1321,6 @@
   </w:style>
   <w:style w:type="paragraph" w:styleId="Heading1">
     <w:name w:val="Heading 1"/>
-    <w:pPr>
-      <w:keepNext/>
-      <w:keepLines/>
-    </w:pPr>
     <w:basedOn w:val="Normal"/>
     <w:next w:val="Normal"/>
     <w:qFormat/>
@@ -1320,10 +1332,6 @@
   </w:style>
   <w:style w:type="paragraph" w:styleId="Heading2">
     <w:name w:val="Heading 2"/>
-    <w:pPr>
-      <w:keepNext/>
-      <w:keepLines/>
-    </w:pPr>
     <w:basedOn w:val="Normal"/>
     <w:next w:val="Normal"/>
     <w:qFormat/>
@@ -1335,10 +1343,6 @@
   </w:style>
   <w:style w:type="paragraph" w:styleId="Heading3">
     <w:name w:val="Heading 3"/>
-    <w:pPr>
-      <w:keepNext/>
-      <w:keepLines/>
-    </w:pPr>
     <w:basedOn w:val="Normal"/>
     <w:next w:val="Normal"/>
     <w:qFormat/>
@@ -1476,5 +1480,62 @@
       <w:szCs w:val="20"/>
     </w:rPr>
   </w:style>
+  <w:style w:type="paragraph" w:styleId="Heading1">
+    <w:name w:val="Heading 1"/>
+    <w:basedOn w:val="Normal"/>
+    <w:next w:val="Normal"/>
+    <w:qFormat/>
+    <w:pPr>
+      <w:keepNext/>
+      <w:keepLines/>
+      <w:spacing w:after="120" w:before="240"/>
+      <w:outlineLvl w:val="0"/>
+    </w:pPr>
+    <w:rPr>
+      <w:rFonts w:ascii="Arial" w:cs="Arial" w:eastAsia="Arial" w:hAnsi="Arial"/>
+      <w:b/>
+      <w:bCs/>
+      <w:sz w:val="32"/>
+      <w:szCs w:val="32"/>
+    </w:rPr>
+  </w:style>
+  <w:style w:type="paragraph" w:styleId="Heading2">
+    <w:name w:val="Heading 2"/>
+    <w:basedOn w:val="Normal"/>
+    <w:next w:val="Normal"/>
+    <w:qFormat/>
+    <w:pPr>
+      <w:keepNext/>
+      <w:keepLines/>
+      <w:spacing w:after="100" w:before="200"/>
+      <w:outlineLvl w:val="1"/>
+    </w:pPr>
+    <w:rPr>
+      <w:rFonts w:ascii="Arial" w:cs="Arial" w:eastAsia="Arial" w:hAnsi="Arial"/>
+      <w:b/>
+      <w:bCs/>
+      <w:sz w:val="28"/>
+      <w:szCs w:val="28"/>
+    </w:rPr>
+  </w:style>
+  <w:style w:type="paragraph" w:styleId="Heading3">
+    <w:name w:val="Heading 3"/>
+    <w:basedOn w:val="Normal"/>
+    <w:next w:val="Normal"/>
+    <w:qFormat/>
+    <w:pPr>
+      <w:keepNext/>
+      <w:keepLines/>
+      <w:spacing w:after="80" w:before="160"/>
+      <w:outlineLvl w:val="2"/>
+    </w:pPr>
+    <w:rPr>
+      <w:rFonts w:ascii="Arial" w:cs="Arial" w:eastAsia="Arial" w:hAnsi="Arial"/>
+      <w:b/>
+      <w:bCs/>
+      <w:sz w:val="24"/>
+      <w:szCs w:val="24"/>
+    </w:rPr>
+  </w:style>
 </w:styles>
 </file>
--- a/revised-april-2026/BWP_Privacy_Policy_(v.04.2026).docx
+++ b/revised-april-2026/BWP_Privacy_Policy_(v.04.2026).docx
@@ -1,6 +1,6 @@
 
 <file path=word/document.xml><?xml version="1.0" encoding="utf-8"?>
-<w:document xmlns:wpc="http://schemas.microsoft.com/office/word/2010/wordprocessingCanvas" xmlns:mc="http://schemas.openxmlformats.org/markup-compatibility/2006" xmlns:o="urn:schemas-microsoft-com:office:office" xmlns:r="http://schemas.openxmlformats.org/officeDocument/2006/relationships" xmlns:m="http://schemas.openxmlformats.org/officeDocument/2006/math" xmlns:v="urn:schemas-microsoft-com:vml" xmlns:wp14="http://schemas.microsoft.com/office/word/2010/wordprocessingDrawing" xmlns:wp="http://schemas.openxmlformats.org/drawingml/2006/wordprocessingDrawing" xmlns:w10="urn:schemas-microsoft-com:office:word" xmlns:w="http://schemas.openxmlformats.org/wordprocessingml/2006/main" xmlns:w14="http://schemas.microsoft.com/office/word/2010/wordml" xmlns:w15="http://schemas.microsoft.com/office/word/2012/wordml" xmlns:wpg="http://schemas.microsoft.com/office/word/2010/wordprocessingGroup" xmlns:wpi="http://schemas.microsoft.com/office/word/2010/wordprocessingInk" xmlns:wne="http://schemas.microsoft.com/office/word/2006/wordml" xmlns:wps="http://schemas.microsoft.com/office/word/2010/wordprocessingShape" xmlns:cx="http://schemas.microsoft.com/office/drawing/2014/chartex" xmlns:cx1="http://schemas.microsoft.com/office/drawing/2015/9/8/chartex" xmlns:cx2="http://schemas.microsoft.com/office/drawing/2015/10/21/chartex" xmlns:cx3="http://schemas.microsoft.com/office/drawing/2016/5/9/chartex" xmlns:cx4="http://schemas.microsoft.com/office/drawing/2016/5/10/chartex" xmlns:cx5="http://schemas.microsoft.com/office/drawing/2016/5/11/chartex" xmlns:cx6="http://schemas.microsoft.com/office/drawing/2016/5/12/chartex" xmlns:cx7="http://schemas.microsoft.com/office/drawing/2016/5/13/chartex" xmlns:cx8="http://schemas.microsoft.com/office/drawing/2016/5/14/chartex" xmlns:aink="http://schemas.microsoft.com/office/drawing/2016/ink" xmlns:am3d="http://schemas.microsoft.com/office/drawing/2017/model3d" xmlns:w16cex="http://schemas.microsoft.com/office/word/2018/wordml/cex" xmlns:w16cid="http://schemas.microsoft.com/office/word/2016/wordml/cid" xmlns:w16="http://schemas.microsoft.com/office/word/2018/wordml" xmlns:w16sdtdh="http://schemas.microsoft.com/office/word/2020/wordml/sdtdatahash" xmlns:w16se="http://schemas.microsoft.com/office/word/2015/wordml/symex" mc:Ignorable="w14 w15 wp14">
+<w:document xmlns:mc="http://schemas.openxmlformats.org/markup-compatibility/2006" xmlns:r="http://schemas.openxmlformats.org/officeDocument/2006/relationships" xmlns:w="http://schemas.openxmlformats.org/wordprocessingml/2006/main" mc:Ignorable="w14 w15 wp14">
   <w:body>
     <w:p>
       <w:pPr>
@@ -147,30 +147,6 @@
           <w:szCs w:val="24"/>
         </w:rPr>
         <w:t xml:space="preserve">This Privacy Policy is provided to clients of Buckeye Wealth Partners LLC in accordance with Regulation S-P (17 CFR Part 248) and applicable Ohio privacy law. It describes how BWP collects, uses, and protects your nonpublic personal information.</w:t>
-      </w:r>
-    </w:p>
-    <w:p>
-      <w:pPr>
-        <w:spacing w:after="0" w:before="0" w:line="240" w:lineRule="auto"/>
-      </w:pPr>
-      <w:r>
-        <w:rPr>
-          <w:sz w:val="24"/>
-          <w:szCs w:val="24"/>
-        </w:rPr>
-        <w:t xml:space="preserve"/>
-      </w:r>
-    </w:p>
-    <w:p>
-      <w:pPr>
-        <w:spacing w:after="0" w:before="0" w:line="240" w:lineRule="auto"/>
-      </w:pPr>
-      <w:r>
-        <w:rPr>
-          <w:sz w:val="24"/>
-          <w:szCs w:val="24"/>
-        </w:rPr>
-        <w:t xml:space="preserve"/>
       </w:r>
     </w:p>
     <w:p>
